--- a/build/word/06-協賛依頼書.docx
+++ b/build/word/06-協賛依頼書.docx
@@ -45,22 +45,7 @@
           <w:color w:val="1F2933"/>
           <w:sz w:val="21"/>
         </w:rPr>
-        <w:t>株式会社○○○○</w:t>
-      </w:r>
-    </w:p>
-    <w:p>
-      <w:pPr>
-        <w:spacing w:after="120"/>
-      </w:pPr>
-      <w:r>
-        <w:rPr>
-          <w:rFonts w:ascii="Meiryo" w:hAnsi="Meiryo" w:eastAsia="Meiryo"/>
-          <w:b/>
-          <w:i w:val="0"/>
-          <w:color w:val="1F2933"/>
-          <w:sz w:val="21"/>
-        </w:rPr>
-        <w:t>代表取締役　○○ ○○　様</w:t>
+        <w:t>株式会社○○○○　代表取締役　○○ ○○　様</w:t>
       </w:r>
     </w:p>
     <w:p>
@@ -1297,32 +1282,42 @@
       <w:r>
         <w:rPr>
           <w:rFonts w:ascii="Meiryo" w:hAnsi="Meiryo" w:eastAsia="Meiryo"/>
-          <w:b w:val="0"/>
-          <w:i w:val="0"/>
-          <w:color w:val="1F2933"/>
-          <w:sz w:val="21"/>
-        </w:rPr>
-        <w:t>目標額は</w:t>
-      </w:r>
-      <w:r>
-        <w:rPr>
-          <w:rFonts w:ascii="Meiryo" w:hAnsi="Meiryo" w:eastAsia="Meiryo"/>
           <w:b/>
           <w:i w:val="0"/>
           <w:color w:val="1F2933"/>
           <w:sz w:val="21"/>
         </w:rPr>
-        <w:t>700,000円</w:t>
-      </w:r>
-      <w:r>
-        <w:rPr>
-          <w:rFonts w:ascii="Meiryo" w:hAnsi="Meiryo" w:eastAsia="Meiryo"/>
-          <w:b w:val="0"/>
-          <w:i w:val="0"/>
-          <w:color w:val="1F2933"/>
-          <w:sz w:val="21"/>
-        </w:rPr>
-        <w:t>（研修センター25,000円想定なら400,000円で均衡するが、余裕を持たせる）</w:t>
+        <w:t>目標額は400,000円</w:t>
+      </w:r>
+      <w:r>
+        <w:rPr>
+          <w:rFonts w:ascii="Meiryo" w:hAnsi="Meiryo" w:eastAsia="Meiryo"/>
+          <w:b w:val="0"/>
+          <w:i w:val="0"/>
+          <w:color w:val="1F2933"/>
+          <w:sz w:val="21"/>
+        </w:rPr>
+        <w:t>（研修センター25,000円・40名で収支が均衡する水準）。</w:t>
+      </w:r>
+      <w:r>
+        <w:rPr>
+          <w:rFonts w:ascii="Meiryo" w:hAnsi="Meiryo" w:eastAsia="Meiryo"/>
+          <w:b/>
+          <w:i w:val="0"/>
+          <w:color w:val="1F2933"/>
+          <w:sz w:val="21"/>
+        </w:rPr>
+        <w:t>上積みできれば700,000円</w:t>
+      </w:r>
+      <w:r>
+        <w:rPr>
+          <w:rFonts w:ascii="Meiryo" w:hAnsi="Meiryo" w:eastAsia="Meiryo"/>
+          <w:b w:val="0"/>
+          <w:i w:val="0"/>
+          <w:color w:val="1F2933"/>
+          <w:sz w:val="21"/>
+        </w:rPr>
+        <w:t>を目指し、超過分は引率スタッフの宿泊費・通訳の増員・減免枠の拡充に充てる</w:t>
       </w:r>
     </w:p>
     <w:p>
